--- a/Docs/TechTask/ТЗ 0.0.7.docx
+++ b/Docs/TechTask/ТЗ 0.0.7.docx
@@ -25,7 +25,7 @@
         <w:t>.</w:t>
       </w:r>
       <w:r>
-        <w:t>5</w:t>
+        <w:t>7</w:t>
       </w:r>
       <w:r>
         <w:t>. Подготовка к релизу 0.0.</w:t>
@@ -149,10 +149,7 @@
         <w:t xml:space="preserve">- написать интеграционные тесты </w:t>
       </w:r>
       <w:r>
-        <w:t>на новые и изменившиеся методы</w:t>
-      </w:r>
-      <w:r>
-        <w:t xml:space="preserve"> </w:t>
+        <w:t xml:space="preserve">на новые и изменившиеся методы </w:t>
       </w:r>
       <w:r>
         <w:t>контроллеров</w:t>
@@ -253,7 +250,7 @@
         <w:t>0.0.</w:t>
       </w:r>
       <w:r>
-        <w:t>5</w:t>
+        <w:t>7</w:t>
       </w:r>
       <w:r>
         <w:t xml:space="preserve">.1. </w:t>
@@ -271,16 +268,13 @@
       <w:pPr>
         <w:spacing w:after="0" w:line="360" w:lineRule="auto"/>
         <w:jc w:val="both"/>
-        <w:rPr>
-          <w:lang w:val="en-US"/>
-        </w:rPr>
       </w:pPr>
       <w:r>
         <w:tab/>
         <w:t>0.0.</w:t>
       </w:r>
       <w:r>
-        <w:t>5</w:t>
+        <w:t>7</w:t>
       </w:r>
       <w:r>
         <w:t xml:space="preserve">.1.1. </w:t>
@@ -291,21 +285,40 @@
       </w:r>
       <w:r>
         <w:t>.</w:t>
+      </w:r>
+      <w:r>
+        <w:t>Model</w:t>
+      </w:r>
+      <w:r>
+        <w:t>.</w:t>
+      </w:r>
+      <w:r>
+        <w:t>ErrorMessage</w:t>
+      </w:r>
+      <w:proofErr w:type="spellEnd"/>
+    </w:p>
+    <w:p>
+      <w:r>
+        <w:t>0.0.</w:t>
+      </w:r>
+      <w:r>
+        <w:t>7</w:t>
+      </w:r>
+      <w:r>
+        <w:t>.</w:t>
+      </w:r>
+      <w:r>
+        <w:t>2</w:t>
+      </w:r>
+      <w:r>
+        <w:t>.</w:t>
+      </w:r>
+      <w:r>
+        <w:t xml:space="preserve"> Юнит-тесты:</w:t>
       </w:r>
       <w:bookmarkStart w:id="0" w:name="_GoBack"/>
       <w:bookmarkEnd w:id="0"/>
-      <w:r>
-        <w:t>Model</w:t>
-      </w:r>
-      <w:r>
-        <w:t>.</w:t>
-      </w:r>
-      <w:r>
-        <w:t>ErrorMessage</w:t>
-      </w:r>
-      <w:proofErr w:type="spellEnd"/>
-    </w:p>
-    <w:p/>
+    </w:p>
     <w:p/>
     <w:p/>
     <w:sectPr>

--- a/Docs/TechTask/ТЗ 0.0.7.docx
+++ b/Docs/TechTask/ТЗ 0.0.7.docx
@@ -316,10 +316,14 @@
       <w:r>
         <w:t xml:space="preserve"> Юнит-тесты:</w:t>
       </w:r>
+    </w:p>
+    <w:p>
+      <w:r>
+        <w:t>0.0.7.3. Интеграционные тесты:</w:t>
+      </w:r>
       <w:bookmarkStart w:id="0" w:name="_GoBack"/>
       <w:bookmarkEnd w:id="0"/>
     </w:p>
-    <w:p/>
     <w:p/>
     <w:sectPr>
       <w:pgSz w:w="11906" w:h="16838"/>

--- a/Docs/TechTask/ТЗ 0.0.7.docx
+++ b/Docs/TechTask/ТЗ 0.0.7.docx
@@ -298,31 +298,88 @@
       <w:proofErr w:type="spellEnd"/>
     </w:p>
     <w:p>
-      <w:r>
-        <w:t>0.0.</w:t>
-      </w:r>
-      <w:r>
-        <w:t>7</w:t>
+      <w:pPr>
+        <w:spacing w:after="0" w:line="360" w:lineRule="auto"/>
+        <w:jc w:val="both"/>
+        <w:rPr>
+          <w:lang w:val="en-US"/>
+        </w:rPr>
+      </w:pPr>
+      <w:r>
+        <w:tab/>
+        <w:t>0.0.7.1.</w:t>
+      </w:r>
+      <w:r>
+        <w:t>2</w:t>
       </w:r>
       <w:r>
         <w:t>.</w:t>
       </w:r>
       <w:r>
-        <w:t>2</w:t>
-      </w:r>
-      <w:r>
+        <w:t xml:space="preserve"> </w:t>
+      </w:r>
+      <w:proofErr w:type="spellStart"/>
+      <w:r>
+        <w:t>DbClient</w:t>
+      </w:r>
+      <w:proofErr w:type="spellEnd"/>
+      <w:r>
+        <w:rPr>
+          <w:lang w:val="en-US"/>
+        </w:rPr>
         <w:t>.</w:t>
       </w:r>
       <w:r>
-        <w:t xml:space="preserve"> Юнит-тесты:</w:t>
-      </w:r>
-    </w:p>
-    <w:p>
-      <w:r>
-        <w:t>0.0.7.3. Интеграционные тесты:</w:t>
+        <w:t xml:space="preserve"> </w:t>
+      </w:r>
+      <w:r>
+        <w:rPr>
+          <w:lang w:val="en-US"/>
+        </w:rPr>
+        <w:t>Deploy</w:t>
+      </w:r>
+      <w:r>
+        <w:rPr>
+          <w:lang w:val="en-US"/>
+        </w:rPr>
+        <w:t>.</w:t>
+      </w:r>
+      <w:r>
+        <w:t xml:space="preserve"> </w:t>
+      </w:r>
+      <w:r>
+        <w:rPr>
+          <w:lang w:val="en-US"/>
+        </w:rPr>
+        <w:t>1.CreateTables.sql</w:t>
       </w:r>
       <w:bookmarkStart w:id="0" w:name="_GoBack"/>
       <w:bookmarkEnd w:id="0"/>
+    </w:p>
+    <w:p>
+      <w:r>
+        <w:t>0.0.</w:t>
+      </w:r>
+      <w:r>
+        <w:t>7</w:t>
+      </w:r>
+      <w:r>
+        <w:t>.</w:t>
+      </w:r>
+      <w:r>
+        <w:t>2</w:t>
+      </w:r>
+      <w:r>
+        <w:t>.</w:t>
+      </w:r>
+      <w:r>
+        <w:t xml:space="preserve"> Юнит-тесты:</w:t>
+      </w:r>
+    </w:p>
+    <w:p>
+      <w:r>
+        <w:t>0.0.7.3. Интеграционные тесты:</w:t>
+      </w:r>
     </w:p>
     <w:p/>
     <w:sectPr>

--- a/Docs/TechTask/ТЗ 0.0.7.docx
+++ b/Docs/TechTask/ТЗ 0.0.7.docx
@@ -307,22 +307,39 @@
       </w:pPr>
       <w:r>
         <w:tab/>
-        <w:t>0.0.7.1.</w:t>
-      </w:r>
-      <w:r>
-        <w:t>2</w:t>
-      </w:r>
-      <w:r>
+      </w:r>
+      <w:r>
+        <w:rPr>
+          <w:lang w:val="en-US"/>
+        </w:rPr>
+        <w:t xml:space="preserve">0.0.7.1.2. </w:t>
+      </w:r>
+      <w:proofErr w:type="spellStart"/>
+      <w:r>
+        <w:rPr>
+          <w:lang w:val="en-US"/>
+        </w:rPr>
+        <w:t>DbClient</w:t>
+      </w:r>
+      <w:proofErr w:type="spellEnd"/>
+      <w:r>
+        <w:rPr>
+          <w:lang w:val="en-US"/>
+        </w:rPr>
         <w:t>.</w:t>
       </w:r>
       <w:r>
+        <w:rPr>
+          <w:lang w:val="en-US"/>
+        </w:rPr>
         <w:t xml:space="preserve"> </w:t>
       </w:r>
-      <w:proofErr w:type="spellStart"/>
-      <w:r>
-        <w:t>DbClient</w:t>
-      </w:r>
-      <w:proofErr w:type="spellEnd"/>
+      <w:r>
+        <w:rPr>
+          <w:lang w:val="en-US"/>
+        </w:rPr>
+        <w:t>Deploy</w:t>
+      </w:r>
       <w:r>
         <w:rPr>
           <w:lang w:val="en-US"/>
@@ -330,58 +347,72 @@
         <w:t>.</w:t>
       </w:r>
       <w:r>
+        <w:rPr>
+          <w:lang w:val="en-US"/>
+        </w:rPr>
         <w:t xml:space="preserve"> </w:t>
       </w:r>
       <w:r>
         <w:rPr>
           <w:lang w:val="en-US"/>
         </w:rPr>
-        <w:t>Deploy</w:t>
-      </w:r>
-      <w:r>
-        <w:rPr>
-          <w:lang w:val="en-US"/>
-        </w:rPr>
+        <w:t>1.CreateTables.sql</w:t>
+      </w:r>
+    </w:p>
+    <w:p>
+      <w:pPr>
+        <w:rPr>
+          <w:lang w:val="en-US"/>
+        </w:rPr>
+      </w:pPr>
+      <w:r>
+        <w:rPr>
+          <w:lang w:val="en-US"/>
+        </w:rPr>
+        <w:t xml:space="preserve">0.0.7.2. </w:t>
+      </w:r>
+      <w:r>
+        <w:t>Юнит</w:t>
+      </w:r>
+      <w:r>
+        <w:rPr>
+          <w:lang w:val="en-US"/>
+        </w:rPr>
+        <w:t>-</w:t>
+      </w:r>
+      <w:r>
+        <w:t>тесты</w:t>
+      </w:r>
+      <w:r>
+        <w:rPr>
+          <w:lang w:val="en-US"/>
+        </w:rPr>
+        <w:t>:</w:t>
+      </w:r>
+    </w:p>
+    <w:p>
+      <w:r>
+        <w:t>0.0.7.3. Интеграционные тесты:</w:t>
+      </w:r>
+    </w:p>
+    <w:p>
+      <w:r>
+        <w:t>0.0.7.</w:t>
+      </w:r>
+      <w:r>
+        <w:t>4</w:t>
+      </w:r>
+      <w:r>
         <w:t>.</w:t>
       </w:r>
       <w:r>
-        <w:t xml:space="preserve"> </w:t>
-      </w:r>
-      <w:r>
-        <w:rPr>
-          <w:lang w:val="en-US"/>
-        </w:rPr>
-        <w:t>1.CreateTables.sql</w:t>
-      </w:r>
+        <w:t xml:space="preserve"> Ручные тесты</w:t>
+      </w:r>
+    </w:p>
+    <w:p>
       <w:bookmarkStart w:id="0" w:name="_GoBack"/>
       <w:bookmarkEnd w:id="0"/>
     </w:p>
-    <w:p>
-      <w:r>
-        <w:t>0.0.</w:t>
-      </w:r>
-      <w:r>
-        <w:t>7</w:t>
-      </w:r>
-      <w:r>
-        <w:t>.</w:t>
-      </w:r>
-      <w:r>
-        <w:t>2</w:t>
-      </w:r>
-      <w:r>
-        <w:t>.</w:t>
-      </w:r>
-      <w:r>
-        <w:t xml:space="preserve"> Юнит-тесты:</w:t>
-      </w:r>
-    </w:p>
-    <w:p>
-      <w:r>
-        <w:t>0.0.7.3. Интеграционные тесты:</w:t>
-      </w:r>
-    </w:p>
-    <w:p/>
     <w:sectPr>
       <w:pgSz w:w="11906" w:h="16838"/>
       <w:pgMar w:top="567" w:right="567" w:bottom="567" w:left="567" w:header="708" w:footer="708" w:gutter="0"/>

--- a/Docs/TechTask/ТЗ 0.0.7.docx
+++ b/Docs/TechTask/ТЗ 0.0.7.docx
@@ -397,16 +397,12 @@
     </w:p>
     <w:p>
       <w:r>
-        <w:t>0.0.7.</w:t>
-      </w:r>
-      <w:r>
-        <w:t>4</w:t>
-      </w:r>
-      <w:r>
-        <w:t>.</w:t>
-      </w:r>
-      <w:r>
-        <w:t xml:space="preserve"> Ручные тесты</w:t>
+        <w:t>0.0.7.4. Ручные тесты</w:t>
+      </w:r>
+    </w:p>
+    <w:p>
+      <w:r>
+        <w:t>0.0.7.5. Исправления по результатам тестирования</w:t>
       </w:r>
     </w:p>
     <w:p>

--- a/Docs/TechTask/ТЗ 0.0.7.docx
+++ b/Docs/TechTask/ТЗ 0.0.7.docx
@@ -397,18 +397,34 @@
     </w:p>
     <w:p>
       <w:r>
-        <w:t>0.0.7.4. Ручные тесты</w:t>
-      </w:r>
-    </w:p>
-    <w:p>
-      <w:r>
-        <w:t>0.0.7.5. Исправления по результатам тестирования</w:t>
-      </w:r>
-    </w:p>
-    <w:p>
+        <w:t>0.0.7.4. Раскатка на тестовом стенде</w:t>
+      </w:r>
       <w:bookmarkStart w:id="0" w:name="_GoBack"/>
       <w:bookmarkEnd w:id="0"/>
     </w:p>
+    <w:p>
+      <w:r>
+        <w:t>0.0.7.</w:t>
+      </w:r>
+      <w:r>
+        <w:t>5</w:t>
+      </w:r>
+      <w:r>
+        <w:t>. Ручные тесты</w:t>
+      </w:r>
+    </w:p>
+    <w:p>
+      <w:r>
+        <w:t>0.0.7.</w:t>
+      </w:r>
+      <w:r>
+        <w:t>6</w:t>
+      </w:r>
+      <w:r>
+        <w:t>. Исправления по результатам тестирования</w:t>
+      </w:r>
+    </w:p>
+    <w:p/>
     <w:sectPr>
       <w:pgSz w:w="11906" w:h="16838"/>
       <w:pgMar w:top="567" w:right="567" w:bottom="567" w:left="567" w:header="708" w:footer="708" w:gutter="0"/>

--- a/Docs/TechTask/ТЗ 0.0.7.docx
+++ b/Docs/TechTask/ТЗ 0.0.7.docx
@@ -399,32 +399,55 @@
       <w:r>
         <w:t>0.0.7.4. Раскатка на тестовом стенде</w:t>
       </w:r>
+    </w:p>
+    <w:p>
+      <w:r>
+        <w:t>0.0.7.</w:t>
+      </w:r>
+      <w:r>
+        <w:t>5</w:t>
+      </w:r>
+      <w:r>
+        <w:t>. Ручные тесты</w:t>
+      </w:r>
+    </w:p>
+    <w:p>
+      <w:r>
+        <w:t>0.0.7.</w:t>
+      </w:r>
+      <w:r>
+        <w:t>6</w:t>
+      </w:r>
+      <w:r>
+        <w:t>. Исправления по результатам тестирования</w:t>
+      </w:r>
+    </w:p>
+    <w:p>
+      <w:r>
+        <w:t>0.0.7.</w:t>
+      </w:r>
+      <w:r>
+        <w:rPr>
+          <w:lang w:val="en-US"/>
+        </w:rPr>
+        <w:t xml:space="preserve">7. </w:t>
+      </w:r>
+      <w:r>
+        <w:t xml:space="preserve">Выпуск </w:t>
+      </w:r>
+      <w:proofErr w:type="spellStart"/>
+      <w:r>
+        <w:t>релизной</w:t>
+      </w:r>
+      <w:proofErr w:type="spellEnd"/>
+      <w:r>
+        <w:t xml:space="preserve"> ветки</w:t>
+      </w:r>
+    </w:p>
+    <w:p>
       <w:bookmarkStart w:id="0" w:name="_GoBack"/>
       <w:bookmarkEnd w:id="0"/>
     </w:p>
-    <w:p>
-      <w:r>
-        <w:t>0.0.7.</w:t>
-      </w:r>
-      <w:r>
-        <w:t>5</w:t>
-      </w:r>
-      <w:r>
-        <w:t>. Ручные тесты</w:t>
-      </w:r>
-    </w:p>
-    <w:p>
-      <w:r>
-        <w:t>0.0.7.</w:t>
-      </w:r>
-      <w:r>
-        <w:t>6</w:t>
-      </w:r>
-      <w:r>
-        <w:t>. Исправления по результатам тестирования</w:t>
-      </w:r>
-    </w:p>
-    <w:p/>
     <w:sectPr>
       <w:pgSz w:w="11906" w:h="16838"/>
       <w:pgMar w:top="567" w:right="567" w:bottom="567" w:left="567" w:header="708" w:footer="708" w:gutter="0"/>

--- a/Docs/TechTask/ТЗ 0.0.7.docx
+++ b/Docs/TechTask/ТЗ 0.0.7.docx
@@ -427,9 +427,6 @@
         <w:t>0.0.7.</w:t>
       </w:r>
       <w:r>
-        <w:rPr>
-          <w:lang w:val="en-US"/>
-        </w:rPr>
         <w:t xml:space="preserve">7. </w:t>
       </w:r>
       <w:r>
@@ -442,6 +439,20 @@
       <w:proofErr w:type="spellEnd"/>
       <w:r>
         <w:t xml:space="preserve"> ветки</w:t>
+      </w:r>
+    </w:p>
+    <w:p>
+      <w:r>
+        <w:t>0.0.7.</w:t>
+      </w:r>
+      <w:r>
+        <w:t>8</w:t>
+      </w:r>
+      <w:r>
+        <w:t>.</w:t>
+      </w:r>
+      <w:r>
+        <w:t xml:space="preserve"> Раскатка на продуктивном сервере</w:t>
       </w:r>
     </w:p>
     <w:p>
